--- a/reports/r0325.docx
+++ b/reports/r0325.docx
@@ -45,7 +45,7 @@
           <w:color w:val="000000"/>
           <w:sz w:val="21"/>
         </w:rPr>
-        <w:t>■ 哈尔滨经济总量在黑龙江省稳居第一，人均GDP约—万元、人均经济实力居省内中游，经济增速由3.09%回升至4.60%、动能边际改善；固定资产投资连续负增长（最新-6.10%），经济动能仍有待修复。【待补充：哈尔滨市的行政与战略定位、支柱产业及龙头企业（数据库未覆盖，需人工补充）】</w:t>
+        <w:t>■ 哈尔滨作为黑龙江省省会，经济总量在黑龙江省稳居第一，人均经济实力居省内中游，经济增速由3.09%回升至4.60%、动能边际改善；固定资产投资连续负增长（最新-6.10%），经济动能仍有待修复。</w:t>
       </w:r>
     </w:p>
     <w:p>
@@ -75,7 +75,7 @@
           <w:color w:val="000000"/>
           <w:sz w:val="21"/>
         </w:rPr>
-        <w:t>产业结构方面，2025年哈尔滨市三次产业结构为 。【待补充：支柱产业、主要龙头企业、对外贸易等定性描述（数据库未覆盖）】</w:t>
+        <w:t>产业结构方面，哈尔滨作为黑龙江省省会，以装备制造、食品工业、医药、航空航天为支柱，聚集哈电集团等企业。</w:t>
       </w:r>
     </w:p>
     <w:p>
